--- a/data/propositions/mq7tesgwt4jjb.docx
+++ b/data/propositions/mq7tesgwt4jjb.docx
@@ -182,7 +182,7 @@
           <w:sz w:val="20"/>
           <w:szCs w:val="20"/>
         </w:rPr>
-        <w:t>A2+</w:t>
+        <w:t>B1+</w:t>
       </w:r>
       <w:r>
         <w:rPr>
